--- a/6. VDB Embeddings/mini_report_vector_database_embeddings.docx
+++ b/6. VDB Embeddings/mini_report_vector_database_embeddings.docx
@@ -120,7 +120,7 @@
         <w:t xml:space="preserve">Prompt de tokenisation documenté dans le notebook. </w:t>
       </w:r>
       <w:r>
-        <w:t>L’IA a reçu une demande explicite pour créer une fonction Python transformant un texte français en minuscules, ignorant la ponctuation, conservant les lettres accentuées et les chiffres, et renvoyant une liste de tokens sans bibliothèque NLP. La proposition n’a pas été acceptée aveuglément : des assertions vérifient son comportement sur un exemple contenant apostrophe, tiret, ponctuation, majuscules et accents.</w:t>
+        <w:t>L’IA a reçu une demande explicite pour créer une fonction Python transformant un texte français en minuscules, ignorant la ponctuation, conservant les lettres accentuées et les chiffres, et renvoyant une liste de tokens sans bibliothèque NLP. La proposition n’a pas été acceptée aveuglément : des assertions vérifient son comportement sur un exemple contenant une apostrophe, un tiret, de la ponctuation, des majuscules et des accents.</w:t>
       </w:r>
     </w:p>
     <w:p>
